--- a/Dokumentation/Projektantrag - Yannick Spangel.docx
+++ b/Dokumentation/Projektantrag - Yannick Spangel.docx
@@ -1,6 +1,7 @@
 
 <file path=word/document.xml><?xml version="1.0" encoding="utf-8"?>
 <w:document xmlns:wpc="http://schemas.microsoft.com/office/word/2010/wordprocessingCanvas" xmlns:cx="http://schemas.microsoft.com/office/drawing/2014/chartex" xmlns:cx1="http://schemas.microsoft.com/office/drawing/2015/9/8/chartex" xmlns:cx2="http://schemas.microsoft.com/office/drawing/2015/10/21/chartex" xmlns:cx3="http://schemas.microsoft.com/office/drawing/2016/5/9/chartex" xmlns:cx4="http://schemas.microsoft.com/office/drawing/2016/5/10/chartex" xmlns:cx5="http://schemas.microsoft.com/office/drawing/2016/5/11/chartex" xmlns:cx6="http://schemas.microsoft.com/office/drawing/2016/5/12/chartex" xmlns:cx7="http://schemas.microsoft.com/office/drawing/2016/5/13/chartex" xmlns:cx8="http://schemas.microsoft.com/office/drawing/2016/5/14/chartex" xmlns:mc="http://schemas.openxmlformats.org/markup-compatibility/2006" xmlns:aink="http://schemas.microsoft.com/office/drawing/2016/ink" xmlns:am3d="http://schemas.microsoft.com/office/drawing/2017/model3d" xmlns:o="urn:schemas-microsoft-com:office:office" xmlns:oel="http://schemas.microsoft.com/office/2019/extlst" xmlns:r="http://schemas.openxmlformats.org/officeDocument/2006/relationships" xmlns:m="http://schemas.openxmlformats.org/officeDocument/2006/math" xmlns:v="urn:schemas-microsoft-com:vml" xmlns:wp14="http://schemas.microsoft.com/office/word/2010/wordprocessingDrawing" xmlns:wp="http://schemas.openxmlformats.org/drawingml/2006/wordprocessingDrawing" xmlns:w10="urn:schemas-microsoft-com:office:word" xmlns:w="http://schemas.openxmlformats.org/wordprocessingml/2006/main" xmlns:w14="http://schemas.microsoft.com/office/word/2010/wordml" xmlns:w15="http://schemas.microsoft.com/office/word/2012/wordml" xmlns:w16cex="http://schemas.microsoft.com/office/word/2018/wordml/cex" xmlns:w16cid="http://schemas.microsoft.com/office/word/2016/wordml/cid" xmlns:w16="http://schemas.microsoft.com/office/word/2018/wordml" xmlns:w16du="http://schemas.microsoft.com/office/word/2023/wordml/word16du" xmlns:w16sdtdh="http://schemas.microsoft.com/office/word/2020/wordml/sdtdatahash" xmlns:w16sdtfl="http://schemas.microsoft.com/office/word/2024/wordml/sdtformatlock" xmlns:w16se="http://schemas.microsoft.com/office/word/2015/wordml/symex" xmlns:wpg="http://schemas.microsoft.com/office/word/2010/wordprocessingGroup" xmlns:wpi="http://schemas.microsoft.com/office/word/2010/wordprocessingInk" xmlns:wne="http://schemas.microsoft.com/office/word/2006/wordml" xmlns:wps="http://schemas.microsoft.com/office/word/2010/wordprocessingShape" mc:Ignorable="w14 w15 w16se w16cid w16 w16cex w16sdtdh w16sdtfl w16du wp14">
+  <w:background w:color="FFFFFF" w:themeColor="background1"/>
   <w:body>
     <w:p>
       <w:pPr>
@@ -41,14 +42,7 @@
           <w:color w:val="004989"/>
           <w:spacing w:val="-4"/>
         </w:rPr>
-        <w:t>202</w:t>
-      </w:r>
-      <w:r>
-        <w:rPr>
-          <w:color w:val="004989"/>
-          <w:spacing w:val="-4"/>
-        </w:rPr>
-        <w:t>6</w:t>
+        <w:t>2026</w:t>
       </w:r>
     </w:p>
     <w:p>
@@ -95,12 +89,6 @@
           <w:sz w:val="27"/>
         </w:rPr>
         <w:br/>
-      </w:r>
-      <w:r>
-        <w:rPr>
-          <w:spacing w:val="-8"/>
-          <w:sz w:val="27"/>
-        </w:rPr>
         <w:t xml:space="preserve"> </w:t>
       </w:r>
       <w:r>
@@ -175,11 +163,19 @@
         </w:rPr>
         <w:t xml:space="preserve"> </w:t>
       </w:r>
+      <w:proofErr w:type="spellStart"/>
       <w:r>
         <w:rPr>
           <w:sz w:val="27"/>
         </w:rPr>
-        <w:t>Anw.</w:t>
+        <w:t>Anw</w:t>
+      </w:r>
+      <w:proofErr w:type="spellEnd"/>
+      <w:r>
+        <w:rPr>
+          <w:sz w:val="27"/>
+        </w:rPr>
+        <w:t>.</w:t>
       </w:r>
       <w:r>
         <w:rPr>
@@ -246,19 +242,7 @@
         <w:rPr>
           <w:sz w:val="27"/>
         </w:rPr>
-        <w:t>Yannick Spangel</w:t>
-      </w:r>
-      <w:r>
-        <w:rPr>
-          <w:sz w:val="27"/>
-        </w:rPr>
-        <w:t xml:space="preserve"> Identnummer: </w:t>
-      </w:r>
-      <w:r>
-        <w:rPr>
-          <w:sz w:val="27"/>
-        </w:rPr>
-        <w:t>932750</w:t>
+        <w:t>Yannick Spangel Identnummer: 932750</w:t>
       </w:r>
     </w:p>
     <w:p>
@@ -281,14 +265,7 @@
           <w:sz w:val="28"/>
           <w:szCs w:val="28"/>
         </w:rPr>
-        <w:t>:</w:t>
-      </w:r>
-      <w:r>
-        <w:rPr>
-          <w:sz w:val="28"/>
-          <w:szCs w:val="28"/>
-        </w:rPr>
-        <w:t xml:space="preserve"> y.spangel@mibs-ag.de</w:t>
+        <w:t>: y.spangel@mibs-ag.de</w:t>
       </w:r>
       <w:r>
         <w:t>,</w:t>
@@ -330,13 +307,7 @@
         <w:rPr>
           <w:sz w:val="27"/>
         </w:rPr>
-        <w:t>1</w:t>
-      </w:r>
-      <w:r>
-        <w:rPr>
-          <w:sz w:val="27"/>
-        </w:rPr>
-        <w:t>78 5722553</w:t>
+        <w:t>178 5722553</w:t>
       </w:r>
     </w:p>
     <w:p>
@@ -362,13 +333,7 @@
         <w:rPr>
           <w:sz w:val="27"/>
         </w:rPr>
-        <w:t xml:space="preserve">Ausbildungsbetrieb: MIBS AG Projektbetreuer: </w:t>
-      </w:r>
-      <w:r>
-        <w:rPr>
-          <w:sz w:val="27"/>
-        </w:rPr>
-        <w:t>Nadine Wirth</w:t>
+        <w:t>Ausbildungsbetrieb: MIBS AG Projektbetreuer: Nadine Wirth</w:t>
       </w:r>
     </w:p>
     <w:p>
@@ -378,11 +343,13 @@
         <w:jc w:val="center"/>
         <w:rPr>
           <w:sz w:val="27"/>
+          <w:lang w:val="it-IT"/>
         </w:rPr>
       </w:pPr>
       <w:r>
         <w:rPr>
           <w:sz w:val="27"/>
+          <w:lang w:val="it-IT"/>
         </w:rPr>
         <w:t>E-Mail:</w:t>
       </w:r>
@@ -390,59 +357,42 @@
         <w:rPr>
           <w:spacing w:val="-11"/>
           <w:sz w:val="27"/>
+          <w:lang w:val="it-IT"/>
         </w:rPr>
         <w:t xml:space="preserve"> </w:t>
       </w:r>
-      <w:hyperlink r:id="rId7" w:history="1">
+      <w:hyperlink r:id="rId8" w:history="1">
         <w:r>
           <w:rPr>
             <w:rStyle w:val="Hyperlink"/>
             <w:sz w:val="27"/>
+            <w:lang w:val="it-IT"/>
           </w:rPr>
-          <w:t>n.wirth</w:t>
-        </w:r>
-        <w:r>
-          <w:rPr>
-            <w:rStyle w:val="Hyperlink"/>
-            <w:sz w:val="27"/>
-          </w:rPr>
-          <w:t>@mibs-ag.de,</w:t>
+          <w:t>n.wirth@mibs-ag.de,</w:t>
         </w:r>
       </w:hyperlink>
       <w:r>
         <w:rPr>
-          <w:spacing w:val="-10"/>
+          <w:lang w:val="it-IT"/>
+        </w:rPr>
+        <w:t xml:space="preserve"> </w:t>
+      </w:r>
+      <w:r>
+        <w:rPr>
           <w:sz w:val="27"/>
-        </w:rPr>
-        <w:t xml:space="preserve"> </w:t>
+          <w:szCs w:val="27"/>
+          <w:lang w:val="it-IT"/>
+        </w:rPr>
+        <w:t>Telefon: 0208/300</w:t>
       </w:r>
       <w:r>
         <w:rPr>
           <w:sz w:val="27"/>
-        </w:rPr>
-        <w:t>Telefon:</w:t>
-      </w:r>
-      <w:r>
-        <w:rPr>
-          <w:spacing w:val="-10"/>
-          <w:sz w:val="27"/>
-        </w:rPr>
-        <w:t xml:space="preserve"> </w:t>
-      </w:r>
-      <w:r>
-        <w:rPr>
-          <w:sz w:val="27"/>
-        </w:rPr>
-        <w:t xml:space="preserve">[ Nadine </w:t>
-      </w:r>
-      <w:proofErr w:type="gramStart"/>
-      <w:r>
-        <w:rPr>
-          <w:sz w:val="27"/>
-        </w:rPr>
-        <w:t>fragen ]</w:t>
-      </w:r>
-      <w:proofErr w:type="gramEnd"/>
+          <w:szCs w:val="27"/>
+          <w:lang w:val="it-IT"/>
+        </w:rPr>
+        <w:t>45-57</w:t>
+      </w:r>
     </w:p>
     <w:p>
       <w:pPr>
@@ -452,6 +402,7 @@
         <w:jc w:val="center"/>
         <w:rPr>
           <w:sz w:val="27"/>
+          <w:lang w:val="it-IT"/>
         </w:rPr>
       </w:pPr>
     </w:p>
@@ -645,7 +596,34 @@
         <w:t>Geplanter Bearbeitungszeitraum: </w:t>
       </w:r>
       <w:r>
-        <w:t>10.02.2026 – 25.02.2026</w:t>
+        <w:t>1</w:t>
+      </w:r>
+      <w:r>
+        <w:t>6</w:t>
+      </w:r>
+      <w:r>
+        <w:t>.0</w:t>
+      </w:r>
+      <w:r>
+        <w:t>3</w:t>
+      </w:r>
+      <w:r>
+        <w:t xml:space="preserve">.2026 – </w:t>
+      </w:r>
+      <w:r>
+        <w:t>0</w:t>
+      </w:r>
+      <w:r>
+        <w:t>1</w:t>
+      </w:r>
+      <w:r>
+        <w:t>.0</w:t>
+      </w:r>
+      <w:r>
+        <w:t>5</w:t>
+      </w:r>
+      <w:r>
+        <w:t>.2026</w:t>
       </w:r>
     </w:p>
     <w:p>
@@ -836,7 +814,13 @@
         <w:t>r</w:t>
       </w:r>
       <w:r>
-        <w:t xml:space="preserve"> Nachvollziehbarkeit und Dokumentation</w:t>
+        <w:t xml:space="preserve"> Nachvollziehbarkeit und </w:t>
+      </w:r>
+      <w:r>
+        <w:t xml:space="preserve">mangelnder </w:t>
+      </w:r>
+      <w:r>
+        <w:t>Dokumentation</w:t>
       </w:r>
     </w:p>
     <w:p>
@@ -848,7 +832,7 @@
         <w:spacing w:line="240" w:lineRule="auto"/>
       </w:pPr>
       <w:r>
-        <w:t>Hohem manuellen Verwaltungsaufwand für das Management</w:t>
+        <w:t>Hohem manuellen Verwaltungsaufwand</w:t>
       </w:r>
     </w:p>
     <w:p>
@@ -929,6 +913,9 @@
         <w:t>Anträge für diverse Themen</w:t>
       </w:r>
       <w:r>
+        <w:t xml:space="preserve"> </w:t>
+      </w:r>
+      <w:r>
         <w:t>digital zu stellen</w:t>
       </w:r>
     </w:p>
@@ -979,13 +966,7 @@
         <w:spacing w:line="240" w:lineRule="auto"/>
       </w:pPr>
       <w:r>
-        <w:t>Die Entwicklung erfolgt mit dem SAP RESTful Application Programming Model (RAP) als Backend</w:t>
-      </w:r>
-      <w:r>
-        <w:t>-/</w:t>
-      </w:r>
-      <w:r>
-        <w:t xml:space="preserve"> und SAPUI5 als Frontend-Technologie, um eine moderne, responsive Benutzeroberfläche zu gewährleisten.</w:t>
+        <w:t>Die Entwicklung erfolgt mit dem SAP RESTful Application Programming Model (RAP) als Backend und SAPUI5 als Frontend-Technologie, um eine moderne, responsive Benutzeroberfläche zu gewährleisten.</w:t>
       </w:r>
     </w:p>
     <w:p>
@@ -1181,6 +1162,214 @@
     </w:p>
     <w:p>
       <w:pPr>
+        <w:autoSpaceDE w:val="0"/>
+        <w:autoSpaceDN w:val="0"/>
+        <w:adjustRightInd w:val="0"/>
+        <w:spacing w:after="0" w:line="360" w:lineRule="auto"/>
+        <w:rPr>
+          <w:rFonts w:eastAsia="NimbusSanL-Regu" w:cs="NimbusSanL-Regu"/>
+          <w:kern w:val="0"/>
+          <w:sz w:val="23"/>
+          <w:szCs w:val="23"/>
+        </w:rPr>
+      </w:pPr>
+      <w:r>
+        <w:rPr>
+          <w:rFonts w:eastAsia="NimbusSanL-Regu" w:cs="NimbusSanL-Regu"/>
+          <w:kern w:val="0"/>
+          <w:sz w:val="23"/>
+          <w:szCs w:val="23"/>
+        </w:rPr>
+        <w:t>Zus</w:t>
+      </w:r>
+      <w:r>
+        <w:rPr>
+          <w:rFonts w:eastAsia="NimbusSanL-Regu" w:cs="NimbusSanL-Regu"/>
+          <w:kern w:val="0"/>
+          <w:sz w:val="23"/>
+          <w:szCs w:val="23"/>
+        </w:rPr>
+        <w:t>ä</w:t>
+      </w:r>
+      <w:r>
+        <w:rPr>
+          <w:rFonts w:eastAsia="NimbusSanL-Regu" w:cs="NimbusSanL-Regu"/>
+          <w:kern w:val="0"/>
+          <w:sz w:val="23"/>
+          <w:szCs w:val="23"/>
+        </w:rPr>
+        <w:t>tzlich zur Projektdokumentation werde ich folgende Anlagen einreichen:</w:t>
+      </w:r>
+    </w:p>
+    <w:p>
+      <w:pPr>
+        <w:pStyle w:val="Listenabsatz"/>
+        <w:numPr>
+          <w:ilvl w:val="0"/>
+          <w:numId w:val="8"/>
+        </w:numPr>
+        <w:autoSpaceDE w:val="0"/>
+        <w:autoSpaceDN w:val="0"/>
+        <w:adjustRightInd w:val="0"/>
+        <w:spacing w:after="0" w:line="360" w:lineRule="auto"/>
+        <w:rPr>
+          <w:rFonts w:eastAsia="NimbusSanL-Regu" w:cs="NimbusSanL-Regu"/>
+          <w:kern w:val="0"/>
+          <w:sz w:val="23"/>
+          <w:szCs w:val="23"/>
+        </w:rPr>
+      </w:pPr>
+      <w:r>
+        <w:rPr>
+          <w:rFonts w:eastAsia="NimbusSanL-Regu" w:cs="NimbusSanL-Regu"/>
+          <w:kern w:val="0"/>
+          <w:sz w:val="23"/>
+          <w:szCs w:val="23"/>
+        </w:rPr>
+        <w:t xml:space="preserve"> </w:t>
+      </w:r>
+      <w:r>
+        <w:rPr>
+          <w:rFonts w:eastAsia="NimbusSanL-Regu" w:cs="NimbusSanL-Regu"/>
+          <w:kern w:val="0"/>
+          <w:sz w:val="23"/>
+          <w:szCs w:val="23"/>
+        </w:rPr>
+        <w:t>Lastenheft</w:t>
+      </w:r>
+    </w:p>
+    <w:p>
+      <w:pPr>
+        <w:pStyle w:val="Listenabsatz"/>
+        <w:numPr>
+          <w:ilvl w:val="0"/>
+          <w:numId w:val="8"/>
+        </w:numPr>
+        <w:autoSpaceDE w:val="0"/>
+        <w:autoSpaceDN w:val="0"/>
+        <w:adjustRightInd w:val="0"/>
+        <w:spacing w:after="0" w:line="360" w:lineRule="auto"/>
+        <w:rPr>
+          <w:rFonts w:eastAsia="NimbusSanL-Regu" w:cs="NimbusSanL-Regu"/>
+          <w:kern w:val="0"/>
+          <w:sz w:val="23"/>
+          <w:szCs w:val="23"/>
+        </w:rPr>
+      </w:pPr>
+      <w:r>
+        <w:rPr>
+          <w:rFonts w:eastAsia="NimbusSanL-Regu" w:cs="NimbusSanL-Regu"/>
+          <w:kern w:val="0"/>
+          <w:sz w:val="23"/>
+          <w:szCs w:val="23"/>
+        </w:rPr>
+        <w:t>Pflichtenheft</w:t>
+      </w:r>
+    </w:p>
+    <w:p>
+      <w:pPr>
+        <w:pStyle w:val="Listenabsatz"/>
+        <w:numPr>
+          <w:ilvl w:val="0"/>
+          <w:numId w:val="8"/>
+        </w:numPr>
+        <w:autoSpaceDE w:val="0"/>
+        <w:autoSpaceDN w:val="0"/>
+        <w:adjustRightInd w:val="0"/>
+        <w:spacing w:after="0" w:line="360" w:lineRule="auto"/>
+        <w:rPr>
+          <w:rFonts w:eastAsia="NimbusSanL-Regu" w:cs="NimbusSanL-Regu"/>
+          <w:kern w:val="0"/>
+          <w:sz w:val="23"/>
+          <w:szCs w:val="23"/>
+        </w:rPr>
+      </w:pPr>
+      <w:r>
+        <w:rPr>
+          <w:rFonts w:eastAsia="NimbusSanL-Regu" w:cs="NimbusSanL-Regu"/>
+          <w:kern w:val="0"/>
+          <w:sz w:val="23"/>
+          <w:szCs w:val="23"/>
+        </w:rPr>
+        <w:t>DV-Konzept</w:t>
+      </w:r>
+    </w:p>
+    <w:p>
+      <w:pPr>
+        <w:pStyle w:val="Listenabsatz"/>
+        <w:numPr>
+          <w:ilvl w:val="0"/>
+          <w:numId w:val="8"/>
+        </w:numPr>
+        <w:autoSpaceDE w:val="0"/>
+        <w:autoSpaceDN w:val="0"/>
+        <w:adjustRightInd w:val="0"/>
+        <w:spacing w:after="0" w:line="360" w:lineRule="auto"/>
+        <w:rPr>
+          <w:rFonts w:eastAsia="NimbusSanL-Regu" w:cs="NimbusSanL-Regu"/>
+          <w:kern w:val="0"/>
+          <w:sz w:val="23"/>
+          <w:szCs w:val="23"/>
+        </w:rPr>
+      </w:pPr>
+      <w:r>
+        <w:rPr>
+          <w:rFonts w:eastAsia="NimbusSanL-Regu" w:cs="NimbusSanL-Regu"/>
+          <w:kern w:val="0"/>
+          <w:sz w:val="23"/>
+          <w:szCs w:val="23"/>
+        </w:rPr>
+        <w:t>Testdokumentation</w:t>
+      </w:r>
+    </w:p>
+    <w:p>
+      <w:pPr>
+        <w:pStyle w:val="Listenabsatz"/>
+        <w:numPr>
+          <w:ilvl w:val="0"/>
+          <w:numId w:val="8"/>
+        </w:numPr>
+        <w:autoSpaceDE w:val="0"/>
+        <w:autoSpaceDN w:val="0"/>
+        <w:adjustRightInd w:val="0"/>
+        <w:spacing w:after="0" w:line="360" w:lineRule="auto"/>
+        <w:rPr>
+          <w:rFonts w:eastAsia="NimbusSanL-Regu" w:cs="NimbusSanL-Regu"/>
+          <w:kern w:val="0"/>
+          <w:sz w:val="23"/>
+          <w:szCs w:val="23"/>
+        </w:rPr>
+      </w:pPr>
+      <w:r>
+        <w:rPr>
+          <w:rFonts w:eastAsia="NimbusSanL-Regu" w:cs="NimbusSanL-Regu"/>
+          <w:kern w:val="0"/>
+          <w:sz w:val="23"/>
+          <w:szCs w:val="23"/>
+        </w:rPr>
+        <w:t>Quellcodeauszuge</w:t>
+      </w:r>
+    </w:p>
+    <w:p>
+      <w:pPr>
+        <w:pStyle w:val="Listenabsatz"/>
+        <w:tabs>
+          <w:tab w:val="left" w:pos="720"/>
+        </w:tabs>
+        <w:spacing w:line="240" w:lineRule="auto"/>
+        <w:rPr>
+          <w:rFonts w:eastAsia="NimbusSanL-Regu" w:cs="NimbusSanL-Regu"/>
+          <w:kern w:val="0"/>
+          <w:sz w:val="23"/>
+          <w:szCs w:val="23"/>
+        </w:rPr>
+      </w:pPr>
+    </w:p>
+    <w:p>
+      <w:pPr>
+        <w:tabs>
+          <w:tab w:val="left" w:pos="720"/>
+        </w:tabs>
         <w:spacing w:line="240" w:lineRule="auto"/>
         <w:rPr>
           <w:b/>
@@ -1189,13 +1378,25 @@
           <w:szCs w:val="36"/>
         </w:rPr>
       </w:pPr>
-      <w:r>
+    </w:p>
+    <w:p>
+      <w:pPr>
+        <w:spacing w:line="240" w:lineRule="auto"/>
         <w:rPr>
           <w:b/>
           <w:bCs/>
           <w:sz w:val="36"/>
           <w:szCs w:val="36"/>
         </w:rPr>
+      </w:pPr>
+      <w:r>
+        <w:rPr>
+          <w:b/>
+          <w:bCs/>
+          <w:sz w:val="36"/>
+          <w:szCs w:val="36"/>
+        </w:rPr>
+        <w:lastRenderedPageBreak/>
         <w:t>5</w:t>
       </w:r>
       <w:r>
@@ -1482,7 +1683,7 @@
               <w:jc w:val="center"/>
             </w:pPr>
             <w:r>
-              <w:t>12</w:t>
+              <w:t>10</w:t>
             </w:r>
           </w:p>
         </w:tc>
@@ -1513,7 +1714,7 @@
               <w:jc w:val="center"/>
             </w:pPr>
             <w:r>
-              <w:t>10</w:t>
+              <w:t>8</w:t>
             </w:r>
           </w:p>
         </w:tc>
@@ -1700,7 +1901,7 @@
               <w:jc w:val="center"/>
             </w:pPr>
             <w:r>
-              <w:t>2</w:t>
+              <w:t>4</w:t>
             </w:r>
           </w:p>
         </w:tc>
@@ -1735,7 +1936,7 @@
               <w:jc w:val="center"/>
             </w:pPr>
             <w:r>
-              <w:t>4</w:t>
+              <w:t>6</w:t>
             </w:r>
           </w:p>
         </w:tc>
@@ -2100,7 +2301,13 @@
         <w:spacing w:line="240" w:lineRule="auto"/>
       </w:pPr>
       <w:r>
-        <w:t>genehmigt wurde. Der Projektantrag enthalt keine Betriebsgeheimnisse. Soweit diese f</w:t>
+        <w:t>genehmigt wurde. Der Projektantrag enth</w:t>
+      </w:r>
+      <w:r>
+        <w:t>ä</w:t>
+      </w:r>
+      <w:r>
+        <w:t>lt keine Betriebsgeheimnisse. Soweit diese f</w:t>
       </w:r>
       <w:r>
         <w:t>ü</w:t>
@@ -2114,7 +2321,13 @@
         <w:spacing w:line="240" w:lineRule="auto"/>
       </w:pPr>
       <w:r>
-        <w:t>Antragstellung notwendig sind, wurden nach Rucksprache mit dem Ausbildenden die</w:t>
+        <w:t>Antragstellung notwendig sind, wurden nach R</w:t>
+      </w:r>
+      <w:r>
+        <w:t>ü</w:t>
+      </w:r>
+      <w:r>
+        <w:t>cksprache mit dem Ausbildenden die</w:t>
       </w:r>
     </w:p>
     <w:p>
@@ -2130,6 +2343,7 @@
         <w:spacing w:line="240" w:lineRule="auto"/>
       </w:pPr>
       <w:r>
+        <w:lastRenderedPageBreak/>
         <w:t>Mit dem Absenden des Projektantrages best</w:t>
       </w:r>
       <w:r>
@@ -2194,14 +2408,19 @@
         <w:spacing w:line="240" w:lineRule="auto"/>
       </w:pPr>
       <w:r>
-        <w:lastRenderedPageBreak/>
         <w:t>Arbeit bei T</w:t>
       </w:r>
       <w:r>
         <w:t>ä</w:t>
       </w:r>
       <w:r>
-        <w:t>uschungshandlungen bzw. Ordnungsverstosen mit „null“ Punkten bewertet werden</w:t>
+        <w:t>uschungshandlungen bzw. Ordnungsverst</w:t>
+      </w:r>
+      <w:r>
+        <w:t>öß</w:t>
+      </w:r>
+      <w:r>
+        <w:t>en mit „null“ Punkten bewertet werden</w:t>
       </w:r>
     </w:p>
     <w:p>
@@ -2215,7 +2434,13 @@
         <w:t>ü</w:t>
       </w:r>
       <w:r>
-        <w:t>ber aufgeklart worden, dass dies auch dann gilt, wenn festgestellt wird,</w:t>
+        <w:t>ber aufgekl</w:t>
+      </w:r>
+      <w:r>
+        <w:t>ä</w:t>
+      </w:r>
+      <w:r>
+        <w:t>rt worden, dass dies auch dann gilt, wenn festgestellt wird,</w:t>
       </w:r>
     </w:p>
     <w:p>
@@ -2253,8 +2478,12 @@
       </w:r>
     </w:p>
     <w:sectPr>
-      <w:headerReference w:type="default" r:id="rId8"/>
-      <w:headerReference w:type="first" r:id="rId9"/>
+      <w:headerReference w:type="even" r:id="rId9"/>
+      <w:headerReference w:type="default" r:id="rId10"/>
+      <w:footerReference w:type="even" r:id="rId11"/>
+      <w:footerReference w:type="default" r:id="rId12"/>
+      <w:headerReference w:type="first" r:id="rId13"/>
+      <w:footerReference w:type="first" r:id="rId14"/>
       <w:pgSz w:w="11906" w:h="16838"/>
       <w:pgMar w:top="1417" w:right="1417" w:bottom="1134" w:left="1417" w:header="1361" w:footer="624" w:gutter="0"/>
       <w:cols w:space="708"/>
@@ -2290,6 +2519,46 @@
 </w:endnotes>
 </file>
 
+<file path=word/footer1.xml><?xml version="1.0" encoding="utf-8"?>
+<w:ftr xmlns:wpc="http://schemas.microsoft.com/office/word/2010/wordprocessingCanvas" xmlns:cx="http://schemas.microsoft.com/office/drawing/2014/chartex" xmlns:cx1="http://schemas.microsoft.com/office/drawing/2015/9/8/chartex" xmlns:cx2="http://schemas.microsoft.com/office/drawing/2015/10/21/chartex" xmlns:cx3="http://schemas.microsoft.com/office/drawing/2016/5/9/chartex" xmlns:cx4="http://schemas.microsoft.com/office/drawing/2016/5/10/chartex" xmlns:cx5="http://schemas.microsoft.com/office/drawing/2016/5/11/chartex" xmlns:cx6="http://schemas.microsoft.com/office/drawing/2016/5/12/chartex" xmlns:cx7="http://schemas.microsoft.com/office/drawing/2016/5/13/chartex" xmlns:cx8="http://schemas.microsoft.com/office/drawing/2016/5/14/chartex" xmlns:mc="http://schemas.openxmlformats.org/markup-compatibility/2006" xmlns:aink="http://schemas.microsoft.com/office/drawing/2016/ink" xmlns:am3d="http://schemas.microsoft.com/office/drawing/2017/model3d" xmlns:o="urn:schemas-microsoft-com:office:office" xmlns:oel="http://schemas.microsoft.com/office/2019/extlst" xmlns:r="http://schemas.openxmlformats.org/officeDocument/2006/relationships" xmlns:m="http://schemas.openxmlformats.org/officeDocument/2006/math" xmlns:v="urn:schemas-microsoft-com:vml" xmlns:wp14="http://schemas.microsoft.com/office/word/2010/wordprocessingDrawing" xmlns:wp="http://schemas.openxmlformats.org/drawingml/2006/wordprocessingDrawing" xmlns:w10="urn:schemas-microsoft-com:office:word" xmlns:w="http://schemas.openxmlformats.org/wordprocessingml/2006/main" xmlns:w14="http://schemas.microsoft.com/office/word/2010/wordml" xmlns:w15="http://schemas.microsoft.com/office/word/2012/wordml" xmlns:w16cex="http://schemas.microsoft.com/office/word/2018/wordml/cex" xmlns:w16cid="http://schemas.microsoft.com/office/word/2016/wordml/cid" xmlns:w16="http://schemas.microsoft.com/office/word/2018/wordml" xmlns:w16du="http://schemas.microsoft.com/office/word/2023/wordml/word16du" xmlns:w16sdtdh="http://schemas.microsoft.com/office/word/2020/wordml/sdtdatahash" xmlns:w16sdtfl="http://schemas.microsoft.com/office/word/2024/wordml/sdtformatlock" xmlns:w16se="http://schemas.microsoft.com/office/word/2015/wordml/symex" xmlns:wpg="http://schemas.microsoft.com/office/word/2010/wordprocessingGroup" xmlns:wpi="http://schemas.microsoft.com/office/word/2010/wordprocessingInk" xmlns:wne="http://schemas.microsoft.com/office/word/2006/wordml" xmlns:wps="http://schemas.microsoft.com/office/word/2010/wordprocessingShape" mc:Ignorable="w14 w15 w16se w16cid w16 w16cex w16sdtdh w16sdtfl w16du wp14">
+  <w:p>
+    <w:pPr>
+      <w:pStyle w:val="Fuzeile"/>
+    </w:pPr>
+  </w:p>
+</w:ftr>
+</file>
+
+<file path=word/footer2.xml><?xml version="1.0" encoding="utf-8"?>
+<w:ftr xmlns:wpc="http://schemas.microsoft.com/office/word/2010/wordprocessingCanvas" xmlns:cx="http://schemas.microsoft.com/office/drawing/2014/chartex" xmlns:cx1="http://schemas.microsoft.com/office/drawing/2015/9/8/chartex" xmlns:cx2="http://schemas.microsoft.com/office/drawing/2015/10/21/chartex" xmlns:cx3="http://schemas.microsoft.com/office/drawing/2016/5/9/chartex" xmlns:cx4="http://schemas.microsoft.com/office/drawing/2016/5/10/chartex" xmlns:cx5="http://schemas.microsoft.com/office/drawing/2016/5/11/chartex" xmlns:cx6="http://schemas.microsoft.com/office/drawing/2016/5/12/chartex" xmlns:cx7="http://schemas.microsoft.com/office/drawing/2016/5/13/chartex" xmlns:cx8="http://schemas.microsoft.com/office/drawing/2016/5/14/chartex" xmlns:mc="http://schemas.openxmlformats.org/markup-compatibility/2006" xmlns:aink="http://schemas.microsoft.com/office/drawing/2016/ink" xmlns:am3d="http://schemas.microsoft.com/office/drawing/2017/model3d" xmlns:o="urn:schemas-microsoft-com:office:office" xmlns:oel="http://schemas.microsoft.com/office/2019/extlst" xmlns:r="http://schemas.openxmlformats.org/officeDocument/2006/relationships" xmlns:m="http://schemas.openxmlformats.org/officeDocument/2006/math" xmlns:v="urn:schemas-microsoft-com:vml" xmlns:wp14="http://schemas.microsoft.com/office/word/2010/wordprocessingDrawing" xmlns:wp="http://schemas.openxmlformats.org/drawingml/2006/wordprocessingDrawing" xmlns:w10="urn:schemas-microsoft-com:office:word" xmlns:w="http://schemas.openxmlformats.org/wordprocessingml/2006/main" xmlns:w14="http://schemas.microsoft.com/office/word/2010/wordml" xmlns:w15="http://schemas.microsoft.com/office/word/2012/wordml" xmlns:w16cex="http://schemas.microsoft.com/office/word/2018/wordml/cex" xmlns:w16cid="http://schemas.microsoft.com/office/word/2016/wordml/cid" xmlns:w16="http://schemas.microsoft.com/office/word/2018/wordml" xmlns:w16du="http://schemas.microsoft.com/office/word/2023/wordml/word16du" xmlns:w16sdtdh="http://schemas.microsoft.com/office/word/2020/wordml/sdtdatahash" xmlns:w16sdtfl="http://schemas.microsoft.com/office/word/2024/wordml/sdtformatlock" xmlns:w16se="http://schemas.microsoft.com/office/word/2015/wordml/symex" xmlns:wpg="http://schemas.microsoft.com/office/word/2010/wordprocessingGroup" xmlns:wpi="http://schemas.microsoft.com/office/word/2010/wordprocessingInk" xmlns:wne="http://schemas.microsoft.com/office/word/2006/wordml" xmlns:wps="http://schemas.microsoft.com/office/word/2010/wordprocessingShape" mc:Ignorable="w14 w15 w16se w16cid w16 w16cex w16sdtdh w16sdtfl w16du wp14">
+  <w:p>
+    <w:pPr>
+      <w:pStyle w:val="Fuzeile"/>
+      <w:jc w:val="center"/>
+      <w:rPr>
+        <w:sz w:val="8"/>
+        <w:szCs w:val="8"/>
+      </w:rPr>
+    </w:pPr>
+  </w:p>
+</w:ftr>
+</file>
+
+<file path=word/footer3.xml><?xml version="1.0" encoding="utf-8"?>
+<w:ftr xmlns:wpc="http://schemas.microsoft.com/office/word/2010/wordprocessingCanvas" xmlns:cx="http://schemas.microsoft.com/office/drawing/2014/chartex" xmlns:cx1="http://schemas.microsoft.com/office/drawing/2015/9/8/chartex" xmlns:cx2="http://schemas.microsoft.com/office/drawing/2015/10/21/chartex" xmlns:cx3="http://schemas.microsoft.com/office/drawing/2016/5/9/chartex" xmlns:cx4="http://schemas.microsoft.com/office/drawing/2016/5/10/chartex" xmlns:cx5="http://schemas.microsoft.com/office/drawing/2016/5/11/chartex" xmlns:cx6="http://schemas.microsoft.com/office/drawing/2016/5/12/chartex" xmlns:cx7="http://schemas.microsoft.com/office/drawing/2016/5/13/chartex" xmlns:cx8="http://schemas.microsoft.com/office/drawing/2016/5/14/chartex" xmlns:mc="http://schemas.openxmlformats.org/markup-compatibility/2006" xmlns:aink="http://schemas.microsoft.com/office/drawing/2016/ink" xmlns:am3d="http://schemas.microsoft.com/office/drawing/2017/model3d" xmlns:o="urn:schemas-microsoft-com:office:office" xmlns:oel="http://schemas.microsoft.com/office/2019/extlst" xmlns:r="http://schemas.openxmlformats.org/officeDocument/2006/relationships" xmlns:m="http://schemas.openxmlformats.org/officeDocument/2006/math" xmlns:v="urn:schemas-microsoft-com:vml" xmlns:wp14="http://schemas.microsoft.com/office/word/2010/wordprocessingDrawing" xmlns:wp="http://schemas.openxmlformats.org/drawingml/2006/wordprocessingDrawing" xmlns:w10="urn:schemas-microsoft-com:office:word" xmlns:w="http://schemas.openxmlformats.org/wordprocessingml/2006/main" xmlns:w14="http://schemas.microsoft.com/office/word/2010/wordml" xmlns:w15="http://schemas.microsoft.com/office/word/2012/wordml" xmlns:w16cex="http://schemas.microsoft.com/office/word/2018/wordml/cex" xmlns:w16cid="http://schemas.microsoft.com/office/word/2016/wordml/cid" xmlns:w16="http://schemas.microsoft.com/office/word/2018/wordml" xmlns:w16du="http://schemas.microsoft.com/office/word/2023/wordml/word16du" xmlns:w16sdtdh="http://schemas.microsoft.com/office/word/2020/wordml/sdtdatahash" xmlns:w16sdtfl="http://schemas.microsoft.com/office/word/2024/wordml/sdtformatlock" xmlns:w16se="http://schemas.microsoft.com/office/word/2015/wordml/symex" xmlns:wpg="http://schemas.microsoft.com/office/word/2010/wordprocessingGroup" xmlns:wpi="http://schemas.microsoft.com/office/word/2010/wordprocessingInk" xmlns:wne="http://schemas.microsoft.com/office/word/2006/wordml" xmlns:wps="http://schemas.microsoft.com/office/word/2010/wordprocessingShape" mc:Ignorable="w14 w15 w16se w16cid w16 w16cex w16sdtdh w16sdtfl w16du wp14">
+  <w:p>
+    <w:pPr>
+      <w:pStyle w:val="Fuzeile"/>
+      <w:jc w:val="center"/>
+      <w:rPr>
+        <w:sz w:val="16"/>
+        <w:szCs w:val="16"/>
+      </w:rPr>
+    </w:pPr>
+  </w:p>
+</w:ftr>
+</file>
+
 <file path=word/footnotes.xml><?xml version="1.0" encoding="utf-8"?>
 <w:footnotes xmlns:wpc="http://schemas.microsoft.com/office/word/2010/wordprocessingCanvas" xmlns:cx="http://schemas.microsoft.com/office/drawing/2014/chartex" xmlns:cx1="http://schemas.microsoft.com/office/drawing/2015/9/8/chartex" xmlns:cx2="http://schemas.microsoft.com/office/drawing/2015/10/21/chartex" xmlns:cx3="http://schemas.microsoft.com/office/drawing/2016/5/9/chartex" xmlns:cx4="http://schemas.microsoft.com/office/drawing/2016/5/10/chartex" xmlns:cx5="http://schemas.microsoft.com/office/drawing/2016/5/11/chartex" xmlns:cx6="http://schemas.microsoft.com/office/drawing/2016/5/12/chartex" xmlns:cx7="http://schemas.microsoft.com/office/drawing/2016/5/13/chartex" xmlns:cx8="http://schemas.microsoft.com/office/drawing/2016/5/14/chartex" xmlns:mc="http://schemas.openxmlformats.org/markup-compatibility/2006" xmlns:aink="http://schemas.microsoft.com/office/drawing/2016/ink" xmlns:am3d="http://schemas.microsoft.com/office/drawing/2017/model3d" xmlns:o="urn:schemas-microsoft-com:office:office" xmlns:oel="http://schemas.microsoft.com/office/2019/extlst" xmlns:r="http://schemas.openxmlformats.org/officeDocument/2006/relationships" xmlns:m="http://schemas.openxmlformats.org/officeDocument/2006/math" xmlns:v="urn:schemas-microsoft-com:vml" xmlns:wp14="http://schemas.microsoft.com/office/word/2010/wordprocessingDrawing" xmlns:wp="http://schemas.openxmlformats.org/drawingml/2006/wordprocessingDrawing" xmlns:w10="urn:schemas-microsoft-com:office:word" xmlns:w="http://schemas.openxmlformats.org/wordprocessingml/2006/main" xmlns:w14="http://schemas.microsoft.com/office/word/2010/wordml" xmlns:w15="http://schemas.microsoft.com/office/word/2012/wordml" xmlns:w16cex="http://schemas.microsoft.com/office/word/2018/wordml/cex" xmlns:w16cid="http://schemas.microsoft.com/office/word/2016/wordml/cid" xmlns:w16="http://schemas.microsoft.com/office/word/2018/wordml" xmlns:w16du="http://schemas.microsoft.com/office/word/2023/wordml/word16du" xmlns:w16sdtdh="http://schemas.microsoft.com/office/word/2020/wordml/sdtdatahash" xmlns:w16sdtfl="http://schemas.microsoft.com/office/word/2024/wordml/sdtformatlock" xmlns:w16se="http://schemas.microsoft.com/office/word/2015/wordml/symex" xmlns:wpg="http://schemas.microsoft.com/office/word/2010/wordprocessingGroup" xmlns:wpi="http://schemas.microsoft.com/office/word/2010/wordprocessingInk" xmlns:wne="http://schemas.microsoft.com/office/word/2006/wordml" xmlns:wps="http://schemas.microsoft.com/office/word/2010/wordprocessingShape" mc:Ignorable="w14 w15 w16se w16cid w16 w16cex w16sdtdh w16sdtfl w16du wp14">
   <w:footnote w:type="separator" w:id="-1">
@@ -2316,6 +2585,16 @@
 </file>
 
 <file path=word/header1.xml><?xml version="1.0" encoding="utf-8"?>
+<w:hdr xmlns:wpc="http://schemas.microsoft.com/office/word/2010/wordprocessingCanvas" xmlns:cx="http://schemas.microsoft.com/office/drawing/2014/chartex" xmlns:cx1="http://schemas.microsoft.com/office/drawing/2015/9/8/chartex" xmlns:cx2="http://schemas.microsoft.com/office/drawing/2015/10/21/chartex" xmlns:cx3="http://schemas.microsoft.com/office/drawing/2016/5/9/chartex" xmlns:cx4="http://schemas.microsoft.com/office/drawing/2016/5/10/chartex" xmlns:cx5="http://schemas.microsoft.com/office/drawing/2016/5/11/chartex" xmlns:cx6="http://schemas.microsoft.com/office/drawing/2016/5/12/chartex" xmlns:cx7="http://schemas.microsoft.com/office/drawing/2016/5/13/chartex" xmlns:cx8="http://schemas.microsoft.com/office/drawing/2016/5/14/chartex" xmlns:mc="http://schemas.openxmlformats.org/markup-compatibility/2006" xmlns:aink="http://schemas.microsoft.com/office/drawing/2016/ink" xmlns:am3d="http://schemas.microsoft.com/office/drawing/2017/model3d" xmlns:o="urn:schemas-microsoft-com:office:office" xmlns:oel="http://schemas.microsoft.com/office/2019/extlst" xmlns:r="http://schemas.openxmlformats.org/officeDocument/2006/relationships" xmlns:m="http://schemas.openxmlformats.org/officeDocument/2006/math" xmlns:v="urn:schemas-microsoft-com:vml" xmlns:wp14="http://schemas.microsoft.com/office/word/2010/wordprocessingDrawing" xmlns:wp="http://schemas.openxmlformats.org/drawingml/2006/wordprocessingDrawing" xmlns:w10="urn:schemas-microsoft-com:office:word" xmlns:w="http://schemas.openxmlformats.org/wordprocessingml/2006/main" xmlns:w14="http://schemas.microsoft.com/office/word/2010/wordml" xmlns:w15="http://schemas.microsoft.com/office/word/2012/wordml" xmlns:w16cex="http://schemas.microsoft.com/office/word/2018/wordml/cex" xmlns:w16cid="http://schemas.microsoft.com/office/word/2016/wordml/cid" xmlns:w16="http://schemas.microsoft.com/office/word/2018/wordml" xmlns:w16du="http://schemas.microsoft.com/office/word/2023/wordml/word16du" xmlns:w16sdtdh="http://schemas.microsoft.com/office/word/2020/wordml/sdtdatahash" xmlns:w16sdtfl="http://schemas.microsoft.com/office/word/2024/wordml/sdtformatlock" xmlns:w16se="http://schemas.microsoft.com/office/word/2015/wordml/symex" xmlns:wpg="http://schemas.microsoft.com/office/word/2010/wordprocessingGroup" xmlns:wpi="http://schemas.microsoft.com/office/word/2010/wordprocessingInk" xmlns:wne="http://schemas.microsoft.com/office/word/2006/wordml" xmlns:wps="http://schemas.microsoft.com/office/word/2010/wordprocessingShape" mc:Ignorable="w14 w15 w16se w16cid w16 w16cex w16sdtdh w16sdtfl w16du wp14">
+  <w:p>
+    <w:pPr>
+      <w:pStyle w:val="Kopfzeile"/>
+    </w:pPr>
+  </w:p>
+</w:hdr>
+</file>
+
+<file path=word/header2.xml><?xml version="1.0" encoding="utf-8"?>
 <w:hdr xmlns:wpc="http://schemas.microsoft.com/office/word/2010/wordprocessingCanvas" xmlns:cx="http://schemas.microsoft.com/office/drawing/2014/chartex" xmlns:cx1="http://schemas.microsoft.com/office/drawing/2015/9/8/chartex" xmlns:cx2="http://schemas.microsoft.com/office/drawing/2015/10/21/chartex" xmlns:cx3="http://schemas.microsoft.com/office/drawing/2016/5/9/chartex" xmlns:cx4="http://schemas.microsoft.com/office/drawing/2016/5/10/chartex" xmlns:cx5="http://schemas.microsoft.com/office/drawing/2016/5/11/chartex" xmlns:cx6="http://schemas.microsoft.com/office/drawing/2016/5/12/chartex" xmlns:cx7="http://schemas.microsoft.com/office/drawing/2016/5/13/chartex" xmlns:cx8="http://schemas.microsoft.com/office/drawing/2016/5/14/chartex" xmlns:mc="http://schemas.openxmlformats.org/markup-compatibility/2006" xmlns:aink="http://schemas.microsoft.com/office/drawing/2016/ink" xmlns:am3d="http://schemas.microsoft.com/office/drawing/2017/model3d" xmlns:o="urn:schemas-microsoft-com:office:office" xmlns:oel="http://schemas.microsoft.com/office/2019/extlst" xmlns:r="http://schemas.openxmlformats.org/officeDocument/2006/relationships" xmlns:m="http://schemas.openxmlformats.org/officeDocument/2006/math" xmlns:v="urn:schemas-microsoft-com:vml" xmlns:wp14="http://schemas.microsoft.com/office/word/2010/wordprocessingDrawing" xmlns:wp="http://schemas.openxmlformats.org/drawingml/2006/wordprocessingDrawing" xmlns:w10="urn:schemas-microsoft-com:office:word" xmlns:w="http://schemas.openxmlformats.org/wordprocessingml/2006/main" xmlns:w14="http://schemas.microsoft.com/office/word/2010/wordml" xmlns:w15="http://schemas.microsoft.com/office/word/2012/wordml" xmlns:w16cex="http://schemas.microsoft.com/office/word/2018/wordml/cex" xmlns:w16cid="http://schemas.microsoft.com/office/word/2016/wordml/cid" xmlns:w16="http://schemas.microsoft.com/office/word/2018/wordml" xmlns:w16du="http://schemas.microsoft.com/office/word/2023/wordml/word16du" xmlns:w16sdtdh="http://schemas.microsoft.com/office/word/2020/wordml/sdtdatahash" xmlns:w16sdtfl="http://schemas.microsoft.com/office/word/2024/wordml/sdtformatlock" xmlns:w16se="http://schemas.microsoft.com/office/word/2015/wordml/symex" xmlns:wpg="http://schemas.microsoft.com/office/word/2010/wordprocessingGroup" xmlns:wpi="http://schemas.microsoft.com/office/word/2010/wordprocessingInk" xmlns:wne="http://schemas.microsoft.com/office/word/2006/wordml" xmlns:wps="http://schemas.microsoft.com/office/word/2010/wordprocessingShape" mc:Ignorable="w14 w15 w16se w16cid w16 w16cex w16sdtdh w16sdtfl w16du wp14">
   <w:p>
     <w:pPr>
@@ -2478,13 +2757,7 @@
                             <w:rPr>
                               <w:sz w:val="15"/>
                             </w:rPr>
-                            <w:t>Yannick Spangel</w:t>
-                          </w:r>
-                          <w:r>
-                            <w:rPr>
-                              <w:sz w:val="15"/>
-                            </w:rPr>
-                            <w:t xml:space="preserve"> Identnummer:</w:t>
+                            <w:t>Yannick Spangel Identnummer:</w:t>
                           </w:r>
                           <w:r>
                             <w:rPr>
@@ -2528,13 +2801,7 @@
                       <w:rPr>
                         <w:sz w:val="15"/>
                       </w:rPr>
-                      <w:t>Yannick Spangel</w:t>
-                    </w:r>
-                    <w:r>
-                      <w:rPr>
-                        <w:sz w:val="15"/>
-                      </w:rPr>
-                      <w:t xml:space="preserve"> Identnummer:</w:t>
+                      <w:t>Yannick Spangel Identnummer:</w:t>
                     </w:r>
                     <w:r>
                       <w:rPr>
@@ -2704,7 +2971,7 @@
 </w:hdr>
 </file>
 
-<file path=word/header2.xml><?xml version="1.0" encoding="utf-8"?>
+<file path=word/header3.xml><?xml version="1.0" encoding="utf-8"?>
 <w:hdr xmlns:wpc="http://schemas.microsoft.com/office/word/2010/wordprocessingCanvas" xmlns:cx="http://schemas.microsoft.com/office/drawing/2014/chartex" xmlns:cx1="http://schemas.microsoft.com/office/drawing/2015/9/8/chartex" xmlns:cx2="http://schemas.microsoft.com/office/drawing/2015/10/21/chartex" xmlns:cx3="http://schemas.microsoft.com/office/drawing/2016/5/9/chartex" xmlns:cx4="http://schemas.microsoft.com/office/drawing/2016/5/10/chartex" xmlns:cx5="http://schemas.microsoft.com/office/drawing/2016/5/11/chartex" xmlns:cx6="http://schemas.microsoft.com/office/drawing/2016/5/12/chartex" xmlns:cx7="http://schemas.microsoft.com/office/drawing/2016/5/13/chartex" xmlns:cx8="http://schemas.microsoft.com/office/drawing/2016/5/14/chartex" xmlns:mc="http://schemas.openxmlformats.org/markup-compatibility/2006" xmlns:aink="http://schemas.microsoft.com/office/drawing/2016/ink" xmlns:am3d="http://schemas.microsoft.com/office/drawing/2017/model3d" xmlns:o="urn:schemas-microsoft-com:office:office" xmlns:oel="http://schemas.microsoft.com/office/2019/extlst" xmlns:r="http://schemas.openxmlformats.org/officeDocument/2006/relationships" xmlns:m="http://schemas.openxmlformats.org/officeDocument/2006/math" xmlns:v="urn:schemas-microsoft-com:vml" xmlns:wp14="http://schemas.microsoft.com/office/word/2010/wordprocessingDrawing" xmlns:wp="http://schemas.openxmlformats.org/drawingml/2006/wordprocessingDrawing" xmlns:w10="urn:schemas-microsoft-com:office:word" xmlns:w="http://schemas.openxmlformats.org/wordprocessingml/2006/main" xmlns:w14="http://schemas.microsoft.com/office/word/2010/wordml" xmlns:w15="http://schemas.microsoft.com/office/word/2012/wordml" xmlns:w16cex="http://schemas.microsoft.com/office/word/2018/wordml/cex" xmlns:w16cid="http://schemas.microsoft.com/office/word/2016/wordml/cid" xmlns:w16="http://schemas.microsoft.com/office/word/2018/wordml" xmlns:w16du="http://schemas.microsoft.com/office/word/2023/wordml/word16du" xmlns:w16sdtdh="http://schemas.microsoft.com/office/word/2020/wordml/sdtdatahash" xmlns:w16sdtfl="http://schemas.microsoft.com/office/word/2024/wordml/sdtformatlock" xmlns:w16se="http://schemas.microsoft.com/office/word/2015/wordml/symex" xmlns:wpg="http://schemas.microsoft.com/office/word/2010/wordprocessingGroup" xmlns:wpi="http://schemas.microsoft.com/office/word/2010/wordprocessingInk" xmlns:wne="http://schemas.microsoft.com/office/word/2006/wordml" xmlns:wps="http://schemas.microsoft.com/office/word/2010/wordprocessingShape" mc:Ignorable="w14 w15 w16se w16cid w16 w16cex w16sdtdh w16sdtfl w16du wp14">
   <w:p>
     <w:pPr>
@@ -3616,6 +3883,119 @@
     </w:lvl>
   </w:abstractNum>
   <w:abstractNum w:abstractNumId="6" w15:restartNumberingAfterBreak="0">
+    <w:nsid w:val="66923549"/>
+    <w:multiLevelType w:val="hybridMultilevel"/>
+    <w:tmpl w:val="BBAC3A96"/>
+    <w:lvl w:ilvl="0" w:tplc="04070001">
+      <w:start w:val="1"/>
+      <w:numFmt w:val="bullet"/>
+      <w:lvlText w:val=""/>
+      <w:lvlJc w:val="left"/>
+      <w:pPr>
+        <w:ind w:left="720" w:hanging="360"/>
+      </w:pPr>
+      <w:rPr>
+        <w:rFonts w:ascii="Symbol" w:hAnsi="Symbol" w:hint="default"/>
+      </w:rPr>
+    </w:lvl>
+    <w:lvl w:ilvl="1" w:tplc="04070003" w:tentative="1">
+      <w:start w:val="1"/>
+      <w:numFmt w:val="bullet"/>
+      <w:lvlText w:val="o"/>
+      <w:lvlJc w:val="left"/>
+      <w:pPr>
+        <w:ind w:left="1440" w:hanging="360"/>
+      </w:pPr>
+      <w:rPr>
+        <w:rFonts w:ascii="Courier New" w:hAnsi="Courier New" w:cs="Courier New" w:hint="default"/>
+      </w:rPr>
+    </w:lvl>
+    <w:lvl w:ilvl="2" w:tplc="04070005" w:tentative="1">
+      <w:start w:val="1"/>
+      <w:numFmt w:val="bullet"/>
+      <w:lvlText w:val=""/>
+      <w:lvlJc w:val="left"/>
+      <w:pPr>
+        <w:ind w:left="2160" w:hanging="360"/>
+      </w:pPr>
+      <w:rPr>
+        <w:rFonts w:ascii="Wingdings" w:hAnsi="Wingdings" w:hint="default"/>
+      </w:rPr>
+    </w:lvl>
+    <w:lvl w:ilvl="3" w:tplc="04070001" w:tentative="1">
+      <w:start w:val="1"/>
+      <w:numFmt w:val="bullet"/>
+      <w:lvlText w:val=""/>
+      <w:lvlJc w:val="left"/>
+      <w:pPr>
+        <w:ind w:left="2880" w:hanging="360"/>
+      </w:pPr>
+      <w:rPr>
+        <w:rFonts w:ascii="Symbol" w:hAnsi="Symbol" w:hint="default"/>
+      </w:rPr>
+    </w:lvl>
+    <w:lvl w:ilvl="4" w:tplc="04070003" w:tentative="1">
+      <w:start w:val="1"/>
+      <w:numFmt w:val="bullet"/>
+      <w:lvlText w:val="o"/>
+      <w:lvlJc w:val="left"/>
+      <w:pPr>
+        <w:ind w:left="3600" w:hanging="360"/>
+      </w:pPr>
+      <w:rPr>
+        <w:rFonts w:ascii="Courier New" w:hAnsi="Courier New" w:cs="Courier New" w:hint="default"/>
+      </w:rPr>
+    </w:lvl>
+    <w:lvl w:ilvl="5" w:tplc="04070005" w:tentative="1">
+      <w:start w:val="1"/>
+      <w:numFmt w:val="bullet"/>
+      <w:lvlText w:val=""/>
+      <w:lvlJc w:val="left"/>
+      <w:pPr>
+        <w:ind w:left="4320" w:hanging="360"/>
+      </w:pPr>
+      <w:rPr>
+        <w:rFonts w:ascii="Wingdings" w:hAnsi="Wingdings" w:hint="default"/>
+      </w:rPr>
+    </w:lvl>
+    <w:lvl w:ilvl="6" w:tplc="04070001" w:tentative="1">
+      <w:start w:val="1"/>
+      <w:numFmt w:val="bullet"/>
+      <w:lvlText w:val=""/>
+      <w:lvlJc w:val="left"/>
+      <w:pPr>
+        <w:ind w:left="5040" w:hanging="360"/>
+      </w:pPr>
+      <w:rPr>
+        <w:rFonts w:ascii="Symbol" w:hAnsi="Symbol" w:hint="default"/>
+      </w:rPr>
+    </w:lvl>
+    <w:lvl w:ilvl="7" w:tplc="04070003" w:tentative="1">
+      <w:start w:val="1"/>
+      <w:numFmt w:val="bullet"/>
+      <w:lvlText w:val="o"/>
+      <w:lvlJc w:val="left"/>
+      <w:pPr>
+        <w:ind w:left="5760" w:hanging="360"/>
+      </w:pPr>
+      <w:rPr>
+        <w:rFonts w:ascii="Courier New" w:hAnsi="Courier New" w:cs="Courier New" w:hint="default"/>
+      </w:rPr>
+    </w:lvl>
+    <w:lvl w:ilvl="8" w:tplc="04070005" w:tentative="1">
+      <w:start w:val="1"/>
+      <w:numFmt w:val="bullet"/>
+      <w:lvlText w:val=""/>
+      <w:lvlJc w:val="left"/>
+      <w:pPr>
+        <w:ind w:left="6480" w:hanging="360"/>
+      </w:pPr>
+      <w:rPr>
+        <w:rFonts w:ascii="Wingdings" w:hAnsi="Wingdings" w:hint="default"/>
+      </w:rPr>
+    </w:lvl>
+  </w:abstractNum>
+  <w:abstractNum w:abstractNumId="7" w15:restartNumberingAfterBreak="0">
     <w:nsid w:val="7D3778F6"/>
     <w:multiLevelType w:val="multilevel"/>
     <w:tmpl w:val="A4D87140"/>
@@ -3774,7 +4154,7 @@
     <w:abstractNumId w:val="3"/>
   </w:num>
   <w:num w:numId="4" w16cid:durableId="60837734">
-    <w:abstractNumId w:val="6"/>
+    <w:abstractNumId w:val="7"/>
   </w:num>
   <w:num w:numId="5" w16cid:durableId="639115534">
     <w:abstractNumId w:val="2"/>
@@ -3784,6 +4164,9 @@
   </w:num>
   <w:num w:numId="7" w16cid:durableId="1960450471">
     <w:abstractNumId w:val="5"/>
+  </w:num>
+  <w:num w:numId="8" w16cid:durableId="1130629389">
+    <w:abstractNumId w:val="6"/>
   </w:num>
 </w:numbering>
 </file>
@@ -4320,7 +4703,7 @@
       <w:rFonts w:eastAsiaTheme="majorEastAsia" w:cstheme="majorBidi"/>
       <w:i/>
       <w:iCs/>
-      <w:color w:val="F5F5F5" w:themeColor="text1" w:themeTint="A6"/>
+      <w:color w:val="595959" w:themeColor="text1" w:themeTint="A6"/>
     </w:rPr>
   </w:style>
   <w:style w:type="paragraph" w:styleId="berschrift7">
@@ -4341,7 +4724,7 @@
     </w:pPr>
     <w:rPr>
       <w:rFonts w:eastAsiaTheme="majorEastAsia" w:cstheme="majorBidi"/>
-      <w:color w:val="F5F5F5" w:themeColor="text1" w:themeTint="A6"/>
+      <w:color w:val="595959" w:themeColor="text1" w:themeTint="A6"/>
     </w:rPr>
   </w:style>
   <w:style w:type="paragraph" w:styleId="berschrift8">
@@ -4364,7 +4747,7 @@
       <w:rFonts w:eastAsiaTheme="majorEastAsia" w:cstheme="majorBidi"/>
       <w:i/>
       <w:iCs/>
-      <w:color w:val="F2F2F2" w:themeColor="text1" w:themeTint="D8"/>
+      <w:color w:val="272727" w:themeColor="text1" w:themeTint="D8"/>
     </w:rPr>
   </w:style>
   <w:style w:type="paragraph" w:styleId="berschrift9">
@@ -4385,12 +4768,13 @@
     </w:pPr>
     <w:rPr>
       <w:rFonts w:eastAsiaTheme="majorEastAsia" w:cstheme="majorBidi"/>
-      <w:color w:val="F2F2F2" w:themeColor="text1" w:themeTint="D8"/>
+      <w:color w:val="272727" w:themeColor="text1" w:themeTint="D8"/>
     </w:rPr>
   </w:style>
   <w:style w:type="character" w:default="1" w:styleId="Absatz-Standardschriftart">
     <w:name w:val="Default Paragraph Font"/>
     <w:uiPriority w:val="1"/>
+    <w:semiHidden/>
     <w:unhideWhenUsed/>
   </w:style>
   <w:style w:type="table" w:default="1" w:styleId="NormaleTabelle">
@@ -4491,7 +4875,7 @@
       <w:rFonts w:eastAsiaTheme="majorEastAsia" w:cstheme="majorBidi"/>
       <w:i/>
       <w:iCs/>
-      <w:color w:val="F5F5F5" w:themeColor="text1" w:themeTint="A6"/>
+      <w:color w:val="595959" w:themeColor="text1" w:themeTint="A6"/>
     </w:rPr>
   </w:style>
   <w:style w:type="character" w:customStyle="1" w:styleId="berschrift7Zchn">
@@ -4503,7 +4887,7 @@
     <w:rsid w:val="008E32F7"/>
     <w:rPr>
       <w:rFonts w:eastAsiaTheme="majorEastAsia" w:cstheme="majorBidi"/>
-      <w:color w:val="F5F5F5" w:themeColor="text1" w:themeTint="A6"/>
+      <w:color w:val="595959" w:themeColor="text1" w:themeTint="A6"/>
     </w:rPr>
   </w:style>
   <w:style w:type="character" w:customStyle="1" w:styleId="berschrift8Zchn">
@@ -4517,7 +4901,7 @@
       <w:rFonts w:eastAsiaTheme="majorEastAsia" w:cstheme="majorBidi"/>
       <w:i/>
       <w:iCs/>
-      <w:color w:val="F2F2F2" w:themeColor="text1" w:themeTint="D8"/>
+      <w:color w:val="272727" w:themeColor="text1" w:themeTint="D8"/>
     </w:rPr>
   </w:style>
   <w:style w:type="character" w:customStyle="1" w:styleId="berschrift9Zchn">
@@ -4529,7 +4913,7 @@
     <w:rsid w:val="008E32F7"/>
     <w:rPr>
       <w:rFonts w:eastAsiaTheme="majorEastAsia" w:cstheme="majorBidi"/>
-      <w:color w:val="F2F2F2" w:themeColor="text1" w:themeTint="D8"/>
+      <w:color w:val="272727" w:themeColor="text1" w:themeTint="D8"/>
     </w:rPr>
   </w:style>
   <w:style w:type="paragraph" w:styleId="Titel">
@@ -4581,7 +4965,7 @@
     </w:pPr>
     <w:rPr>
       <w:rFonts w:eastAsiaTheme="majorEastAsia" w:cstheme="majorBidi"/>
-      <w:color w:val="F5F5F5" w:themeColor="text1" w:themeTint="A6"/>
+      <w:color w:val="595959" w:themeColor="text1" w:themeTint="A6"/>
       <w:spacing w:val="15"/>
       <w:sz w:val="28"/>
       <w:szCs w:val="28"/>
@@ -4595,7 +4979,7 @@
     <w:rsid w:val="008E32F7"/>
     <w:rPr>
       <w:rFonts w:eastAsiaTheme="majorEastAsia" w:cstheme="majorBidi"/>
-      <w:color w:val="F5F5F5" w:themeColor="text1" w:themeTint="A6"/>
+      <w:color w:val="595959" w:themeColor="text1" w:themeTint="A6"/>
       <w:spacing w:val="15"/>
       <w:sz w:val="28"/>
       <w:szCs w:val="28"/>
@@ -4616,7 +5000,7 @@
     <w:rPr>
       <w:i/>
       <w:iCs/>
-      <w:color w:val="F3F3F3" w:themeColor="text1" w:themeTint="BF"/>
+      <w:color w:val="404040" w:themeColor="text1" w:themeTint="BF"/>
     </w:rPr>
   </w:style>
   <w:style w:type="character" w:customStyle="1" w:styleId="ZitatZchn">
@@ -4628,7 +5012,7 @@
     <w:rPr>
       <w:i/>
       <w:iCs/>
-      <w:color w:val="F3F3F3" w:themeColor="text1" w:themeTint="BF"/>
+      <w:color w:val="404040" w:themeColor="text1" w:themeTint="BF"/>
     </w:rPr>
   </w:style>
   <w:style w:type="paragraph" w:styleId="Listenabsatz">
@@ -4833,10 +5217,10 @@
   <a:themeElements>
     <a:clrScheme name="Office">
       <a:dk1>
-        <a:sysClr val="windowText" lastClr="F0F0F0"/>
+        <a:sysClr val="windowText" lastClr="000000"/>
       </a:dk1>
       <a:lt1>
-        <a:sysClr val="window" lastClr="000000"/>
+        <a:sysClr val="window" lastClr="FFFFFF"/>
       </a:lt1>
       <a:dk2>
         <a:srgbClr val="0E2841"/>
@@ -5141,4 +5525,16 @@
     </a:ext>
   </a:extLst>
 </a:theme>
+</file>
+
+<file path=customXml/item1.xml><?xml version="1.0" encoding="utf-8"?>
+<b:Sources xmlns:b="http://schemas.openxmlformats.org/officeDocument/2006/bibliography" xmlns="http://schemas.openxmlformats.org/officeDocument/2006/bibliography" SelectedStyle="\APASixthEditionOfficeOnline.xsl" StyleName="APA" Version="6"/>
+</file>
+
+<file path=customXml/itemProps1.xml><?xml version="1.0" encoding="utf-8"?>
+<ds:datastoreItem xmlns:ds="http://schemas.openxmlformats.org/officeDocument/2006/customXml" ds:itemID="{6965FD01-B9ED-47AE-BE8B-5CBA5B5BEB95}">
+  <ds:schemaRefs>
+    <ds:schemaRef ds:uri="http://schemas.openxmlformats.org/officeDocument/2006/bibliography"/>
+  </ds:schemaRefs>
+</ds:datastoreItem>
 </file>